--- a/Questions for lecturers.docx
+++ b/Questions for lecturers.docx
@@ -59,21 +59,7 @@
         <w:rPr>
           <w:lang w:val="en-US"/>
         </w:rPr>
-        <w:t xml:space="preserve">Is it good to use </w:t>
-      </w:r>
-      <w:proofErr w:type="spellStart"/>
-      <w:r>
-        <w:rPr>
-          <w:lang w:val="en-US"/>
-        </w:rPr>
-        <w:t>Backboning</w:t>
-      </w:r>
-      <w:proofErr w:type="spellEnd"/>
-      <w:r>
-        <w:rPr>
-          <w:lang w:val="en-US"/>
-        </w:rPr>
-        <w:t xml:space="preserve"> as a filtering method before doing analysis?</w:t>
+        <w:t>Is it good to use Backboning as a filtering method before doing analysis?</w:t>
       </w:r>
     </w:p>
     <w:p>
@@ -91,21 +77,7 @@
         <w:rPr>
           <w:lang w:val="en-US"/>
         </w:rPr>
-        <w:t xml:space="preserve">Is our research question </w:t>
-      </w:r>
-      <w:proofErr w:type="gramStart"/>
-      <w:r>
-        <w:rPr>
-          <w:lang w:val="en-US"/>
-        </w:rPr>
-        <w:t>to</w:t>
-      </w:r>
-      <w:proofErr w:type="gramEnd"/>
-      <w:r>
-        <w:rPr>
-          <w:lang w:val="en-US"/>
-        </w:rPr>
-        <w:t xml:space="preserve"> broad?</w:t>
+        <w:t>Is our research question to broad?</w:t>
       </w:r>
     </w:p>
     <w:p>
@@ -134,29 +106,88 @@
           <w:numId w:val="1"/>
         </w:numPr>
         <w:rPr>
+          <w:color w:val="EE0000"/>
           <w:lang w:val="en-US"/>
         </w:rPr>
       </w:pPr>
       <w:r>
         <w:rPr>
-          <w:lang w:val="en-US"/>
-        </w:rPr>
-        <w:t xml:space="preserve">Can we transform our network into </w:t>
+          <w:color w:val="EE0000"/>
+          <w:lang w:val="en-US"/>
+        </w:rPr>
+        <w:t>Can we transform our network into a undirected weighted graph instead of directed weighted graph?</w:t>
       </w:r>
-      <w:proofErr w:type="gramStart"/>
+    </w:p>
+    <w:p>
+      <w:pPr>
+        <w:rPr>
+          <w:lang w:val="en-US"/>
+        </w:rPr>
+      </w:pPr>
+    </w:p>
+    <w:p>
+      <w:pPr>
+        <w:rPr>
+          <w:lang w:val="en-US"/>
+        </w:rPr>
+      </w:pPr>
       <w:r>
         <w:rPr>
           <w:lang w:val="en-US"/>
         </w:rPr>
-        <w:t>a</w:t>
+        <w:t>Can we use sis to perform a drone attack simulation on airports, and can we use a in country spread probability</w:t>
       </w:r>
-      <w:proofErr w:type="gramEnd"/>
       <w:r>
         <w:rPr>
           <w:lang w:val="en-US"/>
         </w:rPr>
-        <w:t xml:space="preserve"> undirected weighted graph instead of directed weighted graph?</w:t>
+        <w:t>, and out country spread probability, to account for airports in the same country being more likely to be attacked</w:t>
       </w:r>
+      <w:r>
+        <w:rPr>
+          <w:lang w:val="en-US"/>
+        </w:rPr>
+        <w:t xml:space="preserve">? </w:t>
+      </w:r>
+    </w:p>
+    <w:p>
+      <w:pPr>
+        <w:rPr>
+          <w:lang w:val="en-US"/>
+        </w:rPr>
+      </w:pPr>
+      <w:r>
+        <w:rPr>
+          <w:lang w:val="en-US"/>
+        </w:rPr>
+        <w:t>How do choose the most realistic spreading probability?</w:t>
+      </w:r>
+    </w:p>
+    <w:p>
+      <w:pPr>
+        <w:rPr>
+          <w:lang w:val="en-US"/>
+        </w:rPr>
+      </w:pPr>
+      <w:r>
+        <w:rPr>
+          <w:lang w:val="en-US"/>
+        </w:rPr>
+        <w:t xml:space="preserve">How do we </w:t>
+      </w:r>
+      <w:r>
+        <w:rPr>
+          <w:lang w:val="en-US"/>
+        </w:rPr>
+        <w:t>account for the downtime of an airport(2-8 hours)</w:t>
+      </w:r>
+    </w:p>
+    <w:p>
+      <w:pPr>
+        <w:rPr>
+          <w:lang w:val="en-US"/>
+        </w:rPr>
+      </w:pPr>
     </w:p>
     <w:sectPr>
       <w:pgSz w:w="11906" w:h="16838"/>
